--- a/docs/01_事業戦略・計画/営業戦略統合ドキュメント.docx
+++ b/docs/01_事業戦略・計画/営業戦略統合ドキュメント.docx
@@ -2,6 +2,62 @@
 <file path=word/document.xml><?xml version="1.0" encoding="utf-8"?>
 <w:document xmlns:wpc="http://schemas.microsoft.com/office/word/2010/wordprocessingCanvas" xmlns:mo="http://schemas.microsoft.com/office/mac/office/2008/main" xmlns:mc="http://schemas.openxmlformats.org/markup-compatibility/2006" xmlns:mv="urn:schemas-microsoft-com:mac:vml" xmlns:o="urn:schemas-microsoft-com:office:office" xmlns:r="http://schemas.openxmlformats.org/officeDocument/2006/relationships" xmlns:m="http://schemas.openxmlformats.org/officeDocument/2006/math" xmlns:v="urn:schemas-microsoft-com:vml" xmlns:wp14="http://schemas.microsoft.com/office/word/2010/wordprocessingDrawing" xmlns:wp="http://schemas.openxmlformats.org/drawingml/2006/wordprocessingDrawing" xmlns:w10="urn:schemas-microsoft-com:office:word" xmlns:w="http://schemas.openxmlformats.org/wordprocessingml/2006/main" xmlns:w14="http://schemas.microsoft.com/office/word/2010/wordml" xmlns:wpg="http://schemas.microsoft.com/office/word/2010/wordprocessingGroup" xmlns:wpi="http://schemas.microsoft.com/office/word/2010/wordprocessingInk" xmlns:wne="http://schemas.microsoft.com/office/word/2006/wordml" xmlns:wps="http://schemas.microsoft.com/office/word/2010/wordprocessingShape" mc:Ignorable="w14 wp14">
   <w:body>
+    <w:p>
+      <w:pPr>
+        <w:jc w:val="center"/>
+      </w:pPr>
+      <w:r>
+        <w:rPr>
+          <w:b/>
+          <w:color w:val="CC0000"/>
+          <w:sz w:val="28"/>
+        </w:rPr>
+        <w:t>【警告: v1 旧版・参照禁止】</w:t>
+      </w:r>
+    </w:p>
+    <w:p>
+      <w:r>
+        <w:t>この資料は旧方針 (フリープラン 3 ヶ月 + 資料請求中心) で作成されています。</w:t>
+      </w:r>
+      <w:r>
+        <w:br/>
+        <w:t>現行 v2 方針 (全員同一料金 + 成果報酬 3% + 資料請求は主要導線から除外) は以下を参照してください:</w:t>
+      </w:r>
+    </w:p>
+    <w:p>
+      <w:r>
+        <w:rPr>
+          <w:b/>
+        </w:rPr>
+        <w:t>・docs/最新版/08_新規整備/00_現行方針1枚まとめ.md</w:t>
+      </w:r>
+    </w:p>
+    <w:p>
+      <w:r>
+        <w:rPr>
+          <w:b/>
+        </w:rPr>
+        <w:t>・docs/最新版/03_営業関係/料金プラン_MVP版.docx</w:t>
+      </w:r>
+    </w:p>
+    <w:p>
+      <w:r>
+        <w:rPr>
+          <w:b/>
+        </w:rPr>
+        <w:t>・docs/最新版/03_営業関係/工務店向け説明_MVP版.pptx</w:t>
+      </w:r>
+    </w:p>
+    <w:p>
+      <w:r>
+        <w:t>廃止日: 2026-04-12  |  この資料は営業説明・顧客共有に使用しないでください。</w:t>
+      </w:r>
+    </w:p>
+    <w:p>
+      <w:r>
+        <w:t>──────────────────────────────────────────────────</w:t>
+      </w:r>
+    </w:p>
     <w:p/>
     <w:p/>
     <w:p/>
